--- a/dtw-it-center-pm-toolkit/01-construction-infrastructure-project/03_Status_and_Closeout_Report.docx
+++ b/dtw-it-center-pm-toolkit/01-construction-infrastructure-project/03_Status_and_Closeout_Report.docx
@@ -710,7 +710,7 @@
                 <w:sz w:val="19"/>
                 <w:szCs w:val="19"/>
               </w:rPr>
-              <w:t xml:space="preserve">$1,450,000</w:t>
+              <w:t xml:space="preserve">$1,000,000</w:t>
             </w:r>
           </w:p>
         </w:tc>
@@ -733,7 +733,7 @@
                 <w:sz w:val="19"/>
                 <w:szCs w:val="19"/>
               </w:rPr>
-              <w:t xml:space="preserve">$1,180,000</w:t>
+              <w:t xml:space="preserve">$810,000</w:t>
             </w:r>
           </w:p>
         </w:tc>
@@ -756,7 +756,7 @@
                 <w:sz w:val="19"/>
                 <w:szCs w:val="19"/>
               </w:rPr>
-              <w:t xml:space="preserve">-$270,000</w:t>
+              <w:t xml:space="preserve">-$190,000</w:t>
             </w:r>
           </w:p>
         </w:tc>
@@ -829,7 +829,7 @@
                 <w:sz w:val="19"/>
                 <w:szCs w:val="19"/>
               </w:rPr>
-              <w:t xml:space="preserve">$980,000</w:t>
+              <w:t xml:space="preserve">$780,000</w:t>
             </w:r>
           </w:p>
         </w:tc>
@@ -853,7 +853,7 @@
                 <w:sz w:val="19"/>
                 <w:szCs w:val="19"/>
               </w:rPr>
-              <w:t xml:space="preserve">$640,000</w:t>
+              <w:t xml:space="preserve">$507,000</w:t>
             </w:r>
           </w:p>
         </w:tc>
@@ -877,7 +877,7 @@
                 <w:sz w:val="19"/>
                 <w:szCs w:val="19"/>
               </w:rPr>
-              <w:t xml:space="preserve">-$340,000</w:t>
+              <w:t xml:space="preserve">-$273,000</w:t>
             </w:r>
           </w:p>
         </w:tc>
@@ -949,7 +949,7 @@
                 <w:sz w:val="19"/>
                 <w:szCs w:val="19"/>
               </w:rPr>
-              <w:t xml:space="preserve">$1,020,000</w:t>
+              <w:t xml:space="preserve">$1,500,000</w:t>
             </w:r>
           </w:p>
         </w:tc>
@@ -972,7 +972,7 @@
                 <w:sz w:val="19"/>
                 <w:szCs w:val="19"/>
               </w:rPr>
-              <w:t xml:space="preserve">$1,005,000</w:t>
+              <w:t xml:space="preserve">$1,483,000</w:t>
             </w:r>
           </w:p>
         </w:tc>
@@ -995,7 +995,7 @@
                 <w:sz w:val="19"/>
                 <w:szCs w:val="19"/>
               </w:rPr>
-              <w:t xml:space="preserve">-$15,000</w:t>
+              <w:t xml:space="preserve">-$17,000</w:t>
             </w:r>
           </w:p>
         </w:tc>
